--- a/enonces/par_module/EXC_enonces.docx
+++ b/enonces/par_module/EXC_enonces.docx
@@ -1364,6 +1364,7 @@
     </w:p>
     <w:p>
       <w:pPr>
+        <w:keepNext/>
         <w:keepLines/>
         <w:shd w:fill="F2F2F2" w:val="clear"/>
         <w:spacing w:after="0" w:before="100"/>
@@ -1381,6 +1382,7 @@
     </w:p>
     <w:p>
       <w:pPr>
+        <w:keepNext/>
         <w:keepLines/>
         <w:shd w:fill="F2F2F2" w:val="clear"/>
         <w:spacing w:after="0" w:before="0"/>
@@ -1398,6 +1400,7 @@
     </w:p>
     <w:p>
       <w:pPr>
+        <w:keepNext/>
         <w:keepLines/>
         <w:shd w:fill="F2F2F2" w:val="clear"/>
         <w:spacing w:after="0" w:before="0"/>
@@ -1415,6 +1418,7 @@
     </w:p>
     <w:p>
       <w:pPr>
+        <w:keepNext/>
         <w:keepLines/>
         <w:shd w:fill="F2F2F2" w:val="clear"/>
         <w:spacing w:after="0" w:before="0"/>
@@ -1432,6 +1436,7 @@
     </w:p>
     <w:p>
       <w:pPr>
+        <w:keepNext/>
         <w:keepLines/>
         <w:shd w:fill="F2F2F2" w:val="clear"/>
         <w:spacing w:after="0" w:before="0"/>
@@ -1449,6 +1454,7 @@
     </w:p>
     <w:p>
       <w:pPr>
+        <w:keepNext/>
         <w:keepLines/>
         <w:shd w:fill="F2F2F2" w:val="clear"/>
         <w:spacing w:after="0" w:before="0"/>
@@ -1466,6 +1472,7 @@
     </w:p>
     <w:p>
       <w:pPr>
+        <w:keepNext w:val="false"/>
         <w:keepLines/>
         <w:shd w:fill="F2F2F2" w:val="clear"/>
         <w:spacing w:after="160" w:before="0"/>
@@ -2164,6 +2171,7 @@
     </w:p>
     <w:p>
       <w:pPr>
+        <w:keepNext w:val="false"/>
         <w:keepLines/>
         <w:shd w:fill="F2F2F2" w:val="clear"/>
         <w:spacing w:after="160" w:before="100"/>
@@ -3175,6 +3183,7 @@
     </w:p>
     <w:p>
       <w:pPr>
+        <w:keepNext/>
         <w:keepLines/>
         <w:shd w:fill="F2F2F2" w:val="clear"/>
         <w:spacing w:after="0" w:before="100"/>
@@ -3192,6 +3201,7 @@
     </w:p>
     <w:p>
       <w:pPr>
+        <w:keepNext/>
         <w:keepLines/>
         <w:shd w:fill="F2F2F2" w:val="clear"/>
         <w:spacing w:after="0" w:before="0"/>
@@ -3209,6 +3219,7 @@
     </w:p>
     <w:p>
       <w:pPr>
+        <w:keepNext/>
         <w:keepLines/>
         <w:shd w:fill="F2F2F2" w:val="clear"/>
         <w:spacing w:after="0" w:before="0"/>
@@ -3226,6 +3237,7 @@
     </w:p>
     <w:p>
       <w:pPr>
+        <w:keepNext/>
         <w:keepLines/>
         <w:shd w:fill="F2F2F2" w:val="clear"/>
         <w:spacing w:after="0" w:before="0"/>
@@ -3243,6 +3255,7 @@
     </w:p>
     <w:p>
       <w:pPr>
+        <w:keepNext/>
         <w:keepLines/>
         <w:shd w:fill="F2F2F2" w:val="clear"/>
         <w:spacing w:after="0" w:before="0"/>
@@ -3260,6 +3273,7 @@
     </w:p>
     <w:p>
       <w:pPr>
+        <w:keepNext w:val="false"/>
         <w:keepLines/>
         <w:shd w:fill="F2F2F2" w:val="clear"/>
         <w:spacing w:after="160" w:before="0"/>
@@ -4300,6 +4314,7 @@
     </w:p>
     <w:p>
       <w:pPr>
+        <w:keepNext/>
         <w:keepLines/>
         <w:shd w:fill="F2F2F2" w:val="clear"/>
         <w:spacing w:after="0" w:before="100"/>
@@ -4317,6 +4332,7 @@
     </w:p>
     <w:p>
       <w:pPr>
+        <w:keepNext w:val="false"/>
         <w:keepLines/>
         <w:shd w:fill="F2F2F2" w:val="clear"/>
         <w:spacing w:after="160" w:before="0"/>
@@ -4392,6 +4408,7 @@
     </w:p>
     <w:p>
       <w:pPr>
+        <w:keepNext/>
         <w:keepLines/>
         <w:shd w:fill="F2F2F2" w:val="clear"/>
         <w:spacing w:after="0" w:before="100"/>
@@ -4409,6 +4426,7 @@
     </w:p>
     <w:p>
       <w:pPr>
+        <w:keepNext/>
         <w:keepLines/>
         <w:shd w:fill="F2F2F2" w:val="clear"/>
         <w:spacing w:after="0" w:before="0"/>
@@ -4426,6 +4444,7 @@
     </w:p>
     <w:p>
       <w:pPr>
+        <w:keepNext w:val="false"/>
         <w:keepLines/>
         <w:shd w:fill="F2F2F2" w:val="clear"/>
         <w:spacing w:after="160" w:before="0"/>
@@ -5696,7 +5715,7 @@
         <w:szCs w:val="18"/>
         <w:color w:val="595959"/>
       </w:rPr>
-      <w:t xml:space="preserve">EXC_enonces </w:t>
+      <w:t xml:space="preserve">EXC </w:t>
     </w:r>
     <w:r>
       <w:fldChar w:fldCharType="begin"/>
@@ -5731,7 +5750,7 @@
       <w:fldChar w:fldCharType="separate"/>
     </w:r>
     <w:r>
-      <w:t>9</w:t>
+      <w:t>10</w:t>
     </w:r>
     <w:r>
       <w:fldChar w:fldCharType="end"/>
